--- a/tools/vendor-evaluation/vendor-evaluation-template.docx
+++ b/tools/vendor-evaluation/vendor-evaluation-template.docx
@@ -92,7 +92,7 @@
           <w:sz w:val="21"/>
           <w:szCs w:val="21"/>
         </w:rPr>
-        <w:t xml:space="preserve">Score each dimension 1-5 (1 = poor fit or high risk, 5 = excellent fit or low risk). Multiply by weight for the weighted score. Adjust weights to reflect what </w:t>
+        <w:t>Score each dimension 1-5 (1 = poor fit or high risk, 5 = excellent fit or low risk). Multiply by weight for the weighted score. Adjust weights to reflect what matters for this decision; the defaults below are a reasonable starting point rather than a fixed formula.</w:t>
       </w:r>
       <w:proofErr w:type="gramStart"/>
       <w:r>
@@ -101,7 +101,6 @@
           <w:sz w:val="21"/>
           <w:szCs w:val="21"/>
         </w:rPr>
-        <w:t>actually matters</w:t>
       </w:r>
       <w:proofErr w:type="gramEnd"/>
       <w:r>
@@ -110,7 +109,6 @@
           <w:sz w:val="21"/>
           <w:szCs w:val="21"/>
         </w:rPr>
-        <w:t xml:space="preserve"> for this decision; the defaults below are a reasonable starting point, not a fixed formula.</w:t>
       </w:r>
     </w:p>
     <w:tbl>
